--- a/docs/4-Role-Organizer-Features.docx
+++ b/docs/4-Role-Organizer-Features.docx
@@ -123,7 +123,7 @@
           <w:sz-cs w:val="24"/>
           <w:spacing w:val="0"/>
         </w:rPr>
-        <w:t xml:space="preserve">Create/edit events: venue, date/duration, category + sub-category, ticket tiers (price, quantity, inclusions), line-up artist tagging, rules, dress code, prohibited items, social banners (post + story, max 5 MB).</w:t>
+        <w:t xml:space="preserve">Create/edit events: venue, date, start time, total duration in hours (free-form, decimals allowed), category + sub-category, ticket tiers (price, quantity, inclusions), line-up artist tagging, rules, dress code, prohibited items, social banners (post + story, max 5 MB).</w:t>
       </w:r>
     </w:p>
     <w:p>
